--- a/Embedded_AI/LAB/Colab_Third_prog_STM32_Implementation.docx
+++ b/Embedded_AI/LAB/Colab_Third_prog_STM32_Implementation.docx
@@ -4365,6 +4365,19 @@
     <w:p>
       <w:pPr>
         <w:rPr>
+          <w:sz w:val="22"/>
+        </w:rPr>
+      </w:pPr>
+      <w:r>
+        <w:rPr>
+          <w:sz w:val="22"/>
+        </w:rPr>
+        <w:br w:type="page"/>
+      </w:r>
+    </w:p>
+    <w:p>
+      <w:pPr>
+        <w:rPr>
           <w:b/>
           <w:bCs/>
           <w:sz w:val="22"/>
@@ -4376,6 +4389,7 @@
           <w:bCs/>
           <w:sz w:val="22"/>
         </w:rPr>
+        <w:lastRenderedPageBreak/>
         <w:t xml:space="preserve">Lab 3: Sensor </w:t>
       </w:r>
       <w:proofErr w:type="gramStart"/>
@@ -4666,7 +4680,6 @@
         <w:rPr>
           <w:sz w:val="22"/>
         </w:rPr>
-        <w:lastRenderedPageBreak/>
         <w:t>Examples:</w:t>
       </w:r>
     </w:p>
@@ -4880,6 +4893,7 @@
           <w:rFonts w:ascii="Courier New" w:hAnsi="Courier New" w:cs="Courier New"/>
           <w:color w:val="000000"/>
         </w:rPr>
+        <w:lastRenderedPageBreak/>
         <w:t>25.5</w:t>
       </w:r>
     </w:p>
@@ -5101,7 +5115,6 @@
           <w:rFonts w:ascii="Courier New" w:hAnsi="Courier New" w:cs="Courier New"/>
           <w:color w:val="000000"/>
         </w:rPr>
-        <w:lastRenderedPageBreak/>
         <w:t>25.7</w:t>
       </w:r>
     </w:p>
@@ -5299,6 +5312,7 @@
         <w:rPr>
           <w:sz w:val="22"/>
         </w:rPr>
+        <w:lastRenderedPageBreak/>
         <w:pict w14:anchorId="00A35B2C">
           <v:rect id="_x0000_i1160" style="width:0;height:1.5pt" o:hralign="center" o:hrstd="t" o:hr="t" fillcolor="#a0a0a0" stroked="f"/>
         </w:pict>
@@ -5545,7 +5559,6 @@
           <w:rFonts w:ascii="Courier New" w:hAnsi="Courier New" w:cs="Courier New"/>
           <w:color w:val="000000"/>
         </w:rPr>
-        <w:lastRenderedPageBreak/>
         <w:t>Predicted Next Temperature</w:t>
       </w:r>
     </w:p>
@@ -5791,6 +5804,7 @@
         <w:rPr>
           <w:sz w:val="22"/>
         </w:rPr>
+        <w:lastRenderedPageBreak/>
         <w:t>Example:</w:t>
       </w:r>
     </w:p>
@@ -6158,7 +6172,6 @@
         <w:rPr>
           <w:sz w:val="22"/>
         </w:rPr>
-        <w:lastRenderedPageBreak/>
         <w:t>Evaluation metric:</w:t>
       </w:r>
     </w:p>
@@ -6333,6 +6346,7 @@
           <w:rFonts w:ascii="Courier New" w:hAnsi="Courier New" w:cs="Courier New"/>
           <w:color w:val="000000"/>
         </w:rPr>
+        <w:lastRenderedPageBreak/>
         <w:t>30.9</w:t>
       </w:r>
     </w:p>
@@ -6587,7 +6601,6 @@
         <w:rPr>
           <w:sz w:val="22"/>
         </w:rPr>
-        <w:lastRenderedPageBreak/>
         <w:t>↓</w:t>
       </w:r>
     </w:p>
@@ -6771,6 +6784,7 @@
           <w:rFonts w:ascii="Courier New" w:hAnsi="Courier New" w:cs="Courier New"/>
           <w:color w:val="000000"/>
         </w:rPr>
+        <w:lastRenderedPageBreak/>
         <w:t>30.4,</w:t>
       </w:r>
     </w:p>
@@ -7019,7 +7033,6 @@
         <w:rPr>
           <w:sz w:val="22"/>
         </w:rPr>
-        <w:lastRenderedPageBreak/>
         <w:t>TFLite</w:t>
       </w:r>
       <w:proofErr w:type="spellEnd"/>
